--- a/1С_Предприятие/практика 2.docx
+++ b/1С_Предприятие/практика 2.docx
@@ -144,63 +144,39 @@
           <w:sz w:val="28"/>
           <w:szCs w:val="28"/>
         </w:rPr>
-        <w:t xml:space="preserve"> Переименовать стандартный реквизит Наименование в ФИО. </w:t>
-      </w:r>
-      <w:r>
-        <w:rPr>
-          <w:rFonts w:ascii="Times New Roman" w:hAnsi="Times New Roman" w:cs="Times New Roman"/>
-          <w:sz w:val="28"/>
-          <w:szCs w:val="28"/>
-        </w:rPr>
-        <w:t>У</w:t>
-      </w:r>
-      <w:r>
-        <w:rPr>
-          <w:rFonts w:ascii="Times New Roman" w:hAnsi="Times New Roman" w:cs="Times New Roman"/>
-          <w:sz w:val="28"/>
-          <w:szCs w:val="28"/>
-        </w:rPr>
-        <w:t xml:space="preserve">становить длину кода </w:t>
-      </w:r>
-      <w:r>
-        <w:rPr>
-          <w:rFonts w:ascii="Times New Roman" w:hAnsi="Times New Roman" w:cs="Times New Roman"/>
-          <w:sz w:val="28"/>
-          <w:szCs w:val="28"/>
-        </w:rPr>
-        <w:t>–</w:t>
-      </w:r>
-      <w:r>
-        <w:rPr>
-          <w:rFonts w:ascii="Times New Roman" w:hAnsi="Times New Roman" w:cs="Times New Roman"/>
-          <w:sz w:val="28"/>
-          <w:szCs w:val="28"/>
-        </w:rPr>
-        <w:t xml:space="preserve"> 10 символов, длину наименования </w:t>
-      </w:r>
-      <w:r>
-        <w:rPr>
-          <w:rFonts w:ascii="Times New Roman" w:hAnsi="Times New Roman" w:cs="Times New Roman"/>
-          <w:sz w:val="28"/>
-          <w:szCs w:val="28"/>
-        </w:rPr>
-        <w:t>–</w:t>
-      </w:r>
-      <w:r>
-        <w:rPr>
-          <w:rFonts w:ascii="Times New Roman" w:hAnsi="Times New Roman" w:cs="Times New Roman"/>
-          <w:sz w:val="28"/>
-          <w:szCs w:val="28"/>
-        </w:rPr>
-        <w:t xml:space="preserve"> 50 символов</w:t>
-      </w:r>
-      <w:r>
-        <w:rPr>
-          <w:rFonts w:ascii="Times New Roman" w:hAnsi="Times New Roman" w:cs="Times New Roman"/>
-          <w:sz w:val="28"/>
-          <w:szCs w:val="28"/>
-        </w:rPr>
-        <w:t>. Д</w:t>
+        <w:t xml:space="preserve"> Переименовать стандартный реквизит </w:t>
+      </w:r>
+      <w:r>
+        <w:rPr>
+          <w:rFonts w:ascii="Times New Roman" w:hAnsi="Times New Roman" w:cs="Times New Roman"/>
+          <w:sz w:val="28"/>
+          <w:szCs w:val="28"/>
+        </w:rPr>
+        <w:t>(</w:t>
+      </w:r>
+      <w:r>
+        <w:rPr>
+          <w:rFonts w:ascii="Times New Roman" w:hAnsi="Times New Roman" w:cs="Times New Roman"/>
+          <w:sz w:val="28"/>
+          <w:szCs w:val="28"/>
+        </w:rPr>
+        <w:t>установить синоним</w:t>
+      </w:r>
+      <w:r>
+        <w:rPr>
+          <w:rFonts w:ascii="Times New Roman" w:hAnsi="Times New Roman" w:cs="Times New Roman"/>
+          <w:sz w:val="28"/>
+          <w:szCs w:val="28"/>
+        </w:rPr>
+        <w:t xml:space="preserve">) </w:t>
+      </w:r>
+      <w:r>
+        <w:rPr>
+          <w:rFonts w:ascii="Times New Roman" w:hAnsi="Times New Roman" w:cs="Times New Roman"/>
+          <w:sz w:val="28"/>
+          <w:szCs w:val="28"/>
+        </w:rPr>
+        <w:t>Наименование в ФИО. Д</w:t>
       </w:r>
       <w:r>
         <w:rPr>
@@ -258,7 +234,15 @@
           <w:sz w:val="28"/>
           <w:szCs w:val="28"/>
         </w:rPr>
-        <w:t>Зарплата (тип Число, точность 2).</w:t>
+        <w:t>Оклад</w:t>
+      </w:r>
+      <w:r>
+        <w:rPr>
+          <w:rFonts w:ascii="Times New Roman" w:hAnsi="Times New Roman" w:cs="Times New Roman"/>
+          <w:sz w:val="28"/>
+          <w:szCs w:val="28"/>
+        </w:rPr>
+        <w:t xml:space="preserve"> (тип Число, точность 2).</w:t>
       </w:r>
     </w:p>
     <w:p>
@@ -334,6 +318,14 @@
           <w:sz w:val="28"/>
           <w:szCs w:val="28"/>
         </w:rPr>
+        <w:t xml:space="preserve"> (в модуле объекта)</w:t>
+      </w:r>
+      <w:r>
+        <w:rPr>
+          <w:rFonts w:ascii="Times New Roman" w:hAnsi="Times New Roman" w:cs="Times New Roman"/>
+          <w:sz w:val="28"/>
+          <w:szCs w:val="28"/>
+        </w:rPr>
         <w:t>, которая</w:t>
       </w:r>
       <w:r>
@@ -438,7 +430,23 @@
           <w:sz w:val="28"/>
           <w:szCs w:val="28"/>
         </w:rPr>
-        <w:t>ротестируйте обработку на разных значениях.</w:t>
+        <w:t>ротестируйте обработку на разных значениях</w:t>
+      </w:r>
+      <w:r>
+        <w:rPr>
+          <w:rFonts w:ascii="Times New Roman" w:hAnsi="Times New Roman" w:cs="Times New Roman"/>
+          <w:sz w:val="28"/>
+          <w:szCs w:val="28"/>
+        </w:rPr>
+        <w:t xml:space="preserve"> (внесите минимум 3 строки)</w:t>
+      </w:r>
+      <w:r>
+        <w:rPr>
+          <w:rFonts w:ascii="Times New Roman" w:hAnsi="Times New Roman" w:cs="Times New Roman"/>
+          <w:sz w:val="28"/>
+          <w:szCs w:val="28"/>
+        </w:rPr>
+        <w:t>.</w:t>
       </w:r>
     </w:p>
     <w:p>
@@ -568,7 +576,23 @@
           <w:sz w:val="28"/>
           <w:szCs w:val="28"/>
         </w:rPr>
-        <w:t xml:space="preserve"> Создайте пользовательскую форму ввода элементов и установите у пола вид «Поле переключателя».</w:t>
+        <w:t xml:space="preserve"> Создайте пользовательскую форму ввода элементов и установите у пола вид «Поле переключателя»</w:t>
+      </w:r>
+      <w:r>
+        <w:rPr>
+          <w:rFonts w:ascii="Times New Roman" w:hAnsi="Times New Roman" w:cs="Times New Roman"/>
+          <w:sz w:val="28"/>
+          <w:szCs w:val="28"/>
+        </w:rPr>
+        <w:t xml:space="preserve"> и установите список выбора</w:t>
+      </w:r>
+      <w:r>
+        <w:rPr>
+          <w:rFonts w:ascii="Times New Roman" w:hAnsi="Times New Roman" w:cs="Times New Roman"/>
+          <w:sz w:val="28"/>
+          <w:szCs w:val="28"/>
+        </w:rPr>
+        <w:t>.</w:t>
       </w:r>
       <w:r>
         <w:rPr>
@@ -894,7 +918,16 @@
           <w:sz w:val="28"/>
           <w:szCs w:val="28"/>
         </w:rPr>
-        <w:t>Добавьте проверку с помощью кода</w:t>
+        <w:t>Добавьте проверку</w:t>
+      </w:r>
+      <w:r>
+        <w:rPr>
+          <w:rFonts w:ascii="Times New Roman" w:hAnsi="Times New Roman" w:cs="Times New Roman"/>
+          <w:i/>
+          <w:sz w:val="28"/>
+          <w:szCs w:val="28"/>
+        </w:rPr>
+        <w:t xml:space="preserve"> (возможно, с помощью кода в модуле менеджера значений у константы)</w:t>
       </w:r>
     </w:p>
     <w:p>
@@ -1004,7 +1037,39 @@
           <w:sz w:val="28"/>
           <w:szCs w:val="28"/>
         </w:rPr>
-        <w:t>Перейдите на закладку «Формы» → «Добавить» → выберите «Форма элемента» → «Готово». На форме разместите поля: Сотрудник (</w:t>
+        <w:t xml:space="preserve">Перейдите на закладку «Формы» → «Добавить» → выберите «Форма элемента» → «Готово». На форме </w:t>
+      </w:r>
+      <w:r>
+        <w:rPr>
+          <w:rFonts w:ascii="Times New Roman" w:hAnsi="Times New Roman" w:cs="Times New Roman"/>
+          <w:sz w:val="28"/>
+          <w:szCs w:val="28"/>
+        </w:rPr>
+        <w:t>уберите проверку стандартного поля Наименование</w:t>
+      </w:r>
+      <w:r>
+        <w:rPr>
+          <w:rFonts w:ascii="Times New Roman" w:hAnsi="Times New Roman" w:cs="Times New Roman"/>
+          <w:sz w:val="28"/>
+          <w:szCs w:val="28"/>
+        </w:rPr>
+        <w:t xml:space="preserve"> </w:t>
+      </w:r>
+      <w:r>
+        <w:rPr>
+          <w:rFonts w:ascii="Times New Roman" w:hAnsi="Times New Roman" w:cs="Times New Roman"/>
+          <w:sz w:val="28"/>
+          <w:szCs w:val="28"/>
+        </w:rPr>
+        <w:t xml:space="preserve">(чтобы не появлялась ошибка) и </w:t>
+      </w:r>
+      <w:r>
+        <w:rPr>
+          <w:rFonts w:ascii="Times New Roman" w:hAnsi="Times New Roman" w:cs="Times New Roman"/>
+          <w:sz w:val="28"/>
+          <w:szCs w:val="28"/>
+        </w:rPr>
+        <w:t>разместите поля: Сотрудник (</w:t>
       </w:r>
       <w:r>
         <w:rPr>
@@ -1038,7 +1103,16 @@
           <w:sz w:val="28"/>
           <w:szCs w:val="28"/>
         </w:rPr>
-        <w:t xml:space="preserve"> (числовое поле, доступно для просмотра, но не для редактирования); </w:t>
+        <w:t xml:space="preserve"> (числовое поле, доступно для </w:t>
+      </w:r>
+      <w:r>
+        <w:rPr>
+          <w:rFonts w:ascii="Times New Roman" w:hAnsi="Times New Roman" w:cs="Times New Roman"/>
+          <w:sz w:val="28"/>
+          <w:szCs w:val="28"/>
+        </w:rPr>
+        <w:lastRenderedPageBreak/>
+        <w:t xml:space="preserve">просмотра, но не для редактирования); </w:t>
       </w:r>
       <w:proofErr w:type="spellStart"/>
       <w:r>
@@ -1074,24 +1148,31 @@
           <w:sz w:val="28"/>
           <w:szCs w:val="28"/>
         </w:rPr>
-        <w:t>» → Создайте процедуру на клиенте.</w:t>
-      </w:r>
-      <w:r>
-        <w:rPr>
-          <w:rFonts w:ascii="Times New Roman" w:hAnsi="Times New Roman" w:cs="Times New Roman"/>
-          <w:sz w:val="28"/>
-          <w:szCs w:val="28"/>
-        </w:rPr>
-        <w:t xml:space="preserve"> Используя материалы </w:t>
-      </w:r>
-      <w:r>
-        <w:rPr>
-          <w:rFonts w:ascii="Times New Roman" w:hAnsi="Times New Roman" w:cs="Times New Roman"/>
-          <w:sz w:val="28"/>
-          <w:szCs w:val="28"/>
-        </w:rPr>
-        <w:lastRenderedPageBreak/>
-        <w:t>презентации, напишите процедуру, которая автоматически</w:t>
+        <w:t>» → Создайте процедуру на клиенте</w:t>
+      </w:r>
+      <w:r>
+        <w:rPr>
+          <w:rFonts w:ascii="Times New Roman" w:hAnsi="Times New Roman" w:cs="Times New Roman"/>
+          <w:sz w:val="28"/>
+          <w:szCs w:val="28"/>
+        </w:rPr>
+        <w:t xml:space="preserve"> и на сервере</w:t>
+      </w:r>
+      <w:r>
+        <w:rPr>
+          <w:rFonts w:ascii="Times New Roman" w:hAnsi="Times New Roman" w:cs="Times New Roman"/>
+          <w:sz w:val="28"/>
+          <w:szCs w:val="28"/>
+        </w:rPr>
+        <w:t>.</w:t>
+      </w:r>
+      <w:r>
+        <w:rPr>
+          <w:rFonts w:ascii="Times New Roman" w:hAnsi="Times New Roman" w:cs="Times New Roman"/>
+          <w:sz w:val="28"/>
+          <w:szCs w:val="28"/>
+        </w:rPr>
+        <w:t xml:space="preserve"> Используя материалы презентации, напишите процедуру, которая автоматически</w:t>
       </w:r>
       <w:r>
         <w:rPr>

--- a/1С_Предприятие/практика 2.docx
+++ b/1С_Предприятие/практика 2.docx
@@ -1198,6 +1198,30 @@
         </w:rPr>
         <w:t xml:space="preserve"> подтягивала Оклад и рассчитывала премию.</w:t>
       </w:r>
+      <w:r>
+        <w:rPr>
+          <w:rFonts w:ascii="Times New Roman" w:hAnsi="Times New Roman" w:cs="Times New Roman"/>
+          <w:sz w:val="28"/>
+          <w:szCs w:val="28"/>
+        </w:rPr>
+        <w:t xml:space="preserve"> </w:t>
+      </w:r>
+      <w:r>
+        <w:rPr>
+          <w:rFonts w:ascii="Times New Roman" w:hAnsi="Times New Roman" w:cs="Times New Roman"/>
+          <w:sz w:val="28"/>
+          <w:szCs w:val="28"/>
+        </w:rPr>
+        <w:t xml:space="preserve">Можете добавить </w:t>
+      </w:r>
+      <w:r>
+        <w:rPr>
+          <w:rFonts w:ascii="Times New Roman" w:hAnsi="Times New Roman" w:cs="Times New Roman"/>
+          <w:sz w:val="28"/>
+          <w:szCs w:val="28"/>
+        </w:rPr>
+        <w:t>автоматическое заполнение даты начисления (текущая дата)</w:t>
+      </w:r>
     </w:p>
     <w:p>
       <w:pPr>
@@ -1206,47 +1230,6 @@
         <w:jc w:val="both"/>
         <w:rPr>
           <w:rFonts w:ascii="Times New Roman" w:hAnsi="Times New Roman" w:cs="Times New Roman"/>
-          <w:i/>
-          <w:sz w:val="28"/>
-          <w:szCs w:val="28"/>
-        </w:rPr>
-      </w:pPr>
-      <w:r>
-        <w:rPr>
-          <w:rFonts w:ascii="Times New Roman" w:hAnsi="Times New Roman" w:cs="Times New Roman"/>
-          <w:b/>
-          <w:i/>
-          <w:sz w:val="28"/>
-          <w:szCs w:val="28"/>
-        </w:rPr>
-        <w:t>Дополнительно:</w:t>
-      </w:r>
-      <w:r>
-        <w:rPr>
-          <w:rFonts w:ascii="Times New Roman" w:hAnsi="Times New Roman" w:cs="Times New Roman"/>
-          <w:i/>
-          <w:sz w:val="28"/>
-          <w:szCs w:val="28"/>
-        </w:rPr>
-        <w:t xml:space="preserve"> </w:t>
-      </w:r>
-      <w:r>
-        <w:rPr>
-          <w:rFonts w:ascii="Times New Roman" w:hAnsi="Times New Roman" w:cs="Times New Roman"/>
-          <w:i/>
-          <w:sz w:val="28"/>
-          <w:szCs w:val="28"/>
-        </w:rPr>
-        <w:t>Добавьте автоматическое заполнение даты начисления (текущая дата)</w:t>
-      </w:r>
-    </w:p>
-    <w:p>
-      <w:pPr>
-        <w:spacing w:after="0" w:line="240" w:lineRule="auto"/>
-        <w:ind w:firstLine="709"/>
-        <w:jc w:val="both"/>
-        <w:rPr>
-          <w:rFonts w:ascii="Times New Roman" w:hAnsi="Times New Roman" w:cs="Times New Roman"/>
           <w:sz w:val="28"/>
           <w:szCs w:val="28"/>
         </w:rPr>
@@ -1273,7 +1256,23 @@
           <w:sz w:val="28"/>
           <w:szCs w:val="28"/>
         </w:rPr>
-        <w:t>. Скройте Код и Наименование (уберите проверку поля Наименование). Отразите на форме Только Сотрудника, Премию и Дату.</w:t>
+        <w:t xml:space="preserve">. Скройте Код и Наименование (уберите проверку поля Наименование). Отразите на форме </w:t>
+      </w:r>
+      <w:r>
+        <w:rPr>
+          <w:rFonts w:ascii="Times New Roman" w:hAnsi="Times New Roman" w:cs="Times New Roman"/>
+          <w:sz w:val="28"/>
+          <w:szCs w:val="28"/>
+        </w:rPr>
+        <w:t>т</w:t>
+      </w:r>
+      <w:r>
+        <w:rPr>
+          <w:rFonts w:ascii="Times New Roman" w:hAnsi="Times New Roman" w:cs="Times New Roman"/>
+          <w:sz w:val="28"/>
+          <w:szCs w:val="28"/>
+        </w:rPr>
+        <w:t>олько Сотрудника, Премию и Дату.</w:t>
       </w:r>
     </w:p>
     <w:p>
